--- a/2.GitHub_Notes/GItHub_Class_2.docx
+++ b/2.GitHub_Notes/GItHub_Class_2.docx
@@ -415,8 +415,6 @@
         </w:rPr>
         <w:sym w:font="Wingdings" w:char="F0E0"/>
       </w:r>
-      <w:bookmarkStart w:id="0" w:name="_GoBack"/>
-      <w:bookmarkEnd w:id="0"/>
       <w:r>
         <w:rPr>
           <w:rFonts w:eastAsia="Times New Roman" w:cstheme="minorHAnsi"/>
@@ -3570,6 +3568,7 @@
         <w:rPr>
           <w:b w:val="0"/>
           <w:noProof/>
+          <w:color w:val="2F5496" w:themeColor="accent5" w:themeShade="BF"/>
         </w:rPr>
       </w:pPr>
       <w:r>
@@ -3634,176 +3633,39 @@
         </w:rPr>
         <w:t xml:space="preserve">git remote –v  </w:t>
       </w:r>
-    </w:p>
-    <w:p>
-      <w:pPr>
-        <w:pStyle w:val="Heading3"/>
-      </w:pPr>
       <w:r>
         <w:rPr>
           <w:b w:val="0"/>
           <w:noProof/>
-        </w:rPr>
-        <w:br/>
-      </w:r>
-      <w:r>
-        <w:t>What it does:</w:t>
-      </w:r>
-    </w:p>
-    <w:p>
-      <w:pPr>
-        <w:numPr>
-          <w:ilvl w:val="0"/>
-          <w:numId w:val="2"/>
-        </w:numPr>
-        <w:spacing w:before="100" w:beforeAutospacing="1" w:after="100" w:afterAutospacing="1" w:line="240" w:lineRule="auto"/>
-        <w:rPr>
-          <w:rFonts w:ascii="Times New Roman" w:eastAsia="Times New Roman" w:hAnsi="Times New Roman" w:cs="Times New Roman"/>
-          <w:sz w:val="24"/>
-          <w:szCs w:val="24"/>
-        </w:rPr>
-      </w:pPr>
-      <w:r>
-        <w:rPr>
-          <w:rFonts w:ascii="Times New Roman" w:eastAsia="Times New Roman" w:hAnsi="Times New Roman" w:cs="Times New Roman"/>
-          <w:sz w:val="24"/>
-          <w:szCs w:val="24"/>
-        </w:rPr>
-        <w:t xml:space="preserve">Lists the </w:t>
-      </w:r>
-      <w:r>
-        <w:rPr>
-          <w:rFonts w:ascii="Times New Roman" w:eastAsia="Times New Roman" w:hAnsi="Times New Roman" w:cs="Times New Roman"/>
-          <w:b/>
-          <w:bCs/>
-          <w:sz w:val="24"/>
-          <w:szCs w:val="24"/>
-        </w:rPr>
-        <w:t>remote repositories</w:t>
-      </w:r>
-      <w:r>
-        <w:rPr>
-          <w:rFonts w:ascii="Times New Roman" w:eastAsia="Times New Roman" w:hAnsi="Times New Roman" w:cs="Times New Roman"/>
-          <w:sz w:val="24"/>
-          <w:szCs w:val="24"/>
-        </w:rPr>
-        <w:t xml:space="preserve"> linked to your local </w:t>
-      </w:r>
-      <w:proofErr w:type="spellStart"/>
-      <w:r>
-        <w:rPr>
-          <w:rFonts w:ascii="Times New Roman" w:eastAsia="Times New Roman" w:hAnsi="Times New Roman" w:cs="Times New Roman"/>
-          <w:sz w:val="24"/>
-          <w:szCs w:val="24"/>
-        </w:rPr>
-        <w:t>Git</w:t>
-      </w:r>
-      <w:proofErr w:type="spellEnd"/>
-      <w:r>
-        <w:rPr>
-          <w:rFonts w:ascii="Times New Roman" w:eastAsia="Times New Roman" w:hAnsi="Times New Roman" w:cs="Times New Roman"/>
-          <w:sz w:val="24"/>
-          <w:szCs w:val="24"/>
-        </w:rPr>
-        <w:t xml:space="preserve"> repository.</w:t>
-      </w:r>
-    </w:p>
-    <w:p>
-      <w:pPr>
-        <w:numPr>
-          <w:ilvl w:val="0"/>
-          <w:numId w:val="2"/>
-        </w:numPr>
-        <w:spacing w:before="100" w:beforeAutospacing="1" w:after="100" w:afterAutospacing="1" w:line="240" w:lineRule="auto"/>
-        <w:rPr>
-          <w:rFonts w:ascii="Times New Roman" w:eastAsia="Times New Roman" w:hAnsi="Times New Roman" w:cs="Times New Roman"/>
-          <w:sz w:val="24"/>
-          <w:szCs w:val="24"/>
-        </w:rPr>
-      </w:pPr>
-      <w:r>
-        <w:rPr>
-          <w:rFonts w:ascii="Times New Roman" w:eastAsia="Times New Roman" w:hAnsi="Times New Roman" w:cs="Times New Roman"/>
-          <w:sz w:val="24"/>
-          <w:szCs w:val="24"/>
-        </w:rPr>
-        <w:t xml:space="preserve">The </w:t>
-      </w:r>
-      <w:r>
-        <w:rPr>
-          <w:rFonts w:ascii="Courier New" w:eastAsia="Times New Roman" w:hAnsi="Courier New" w:cs="Courier New"/>
-          <w:sz w:val="20"/>
-          <w:szCs w:val="20"/>
-        </w:rPr>
-        <w:t>-v</w:t>
-      </w:r>
-      <w:r>
-        <w:rPr>
-          <w:rFonts w:ascii="Times New Roman" w:eastAsia="Times New Roman" w:hAnsi="Times New Roman" w:cs="Times New Roman"/>
-          <w:sz w:val="24"/>
-          <w:szCs w:val="24"/>
-        </w:rPr>
-        <w:t xml:space="preserve"> flag stands for </w:t>
-      </w:r>
-      <w:r>
-        <w:rPr>
-          <w:rFonts w:ascii="Times New Roman" w:eastAsia="Times New Roman" w:hAnsi="Times New Roman" w:cs="Times New Roman"/>
-          <w:b/>
-          <w:bCs/>
-          <w:sz w:val="24"/>
-          <w:szCs w:val="24"/>
-        </w:rPr>
-        <w:t>verbose</w:t>
-      </w:r>
-      <w:r>
-        <w:rPr>
-          <w:rFonts w:ascii="Times New Roman" w:eastAsia="Times New Roman" w:hAnsi="Times New Roman" w:cs="Times New Roman"/>
-          <w:sz w:val="24"/>
-          <w:szCs w:val="24"/>
-        </w:rPr>
-        <w:t xml:space="preserve">, so it shows the </w:t>
-      </w:r>
-      <w:r>
-        <w:rPr>
-          <w:rFonts w:ascii="Times New Roman" w:eastAsia="Times New Roman" w:hAnsi="Times New Roman" w:cs="Times New Roman"/>
-          <w:b/>
-          <w:bCs/>
-          <w:sz w:val="24"/>
-          <w:szCs w:val="24"/>
-        </w:rPr>
-        <w:t>URLs</w:t>
-      </w:r>
-      <w:r>
-        <w:rPr>
-          <w:rFonts w:ascii="Times New Roman" w:eastAsia="Times New Roman" w:hAnsi="Times New Roman" w:cs="Times New Roman"/>
-          <w:sz w:val="24"/>
-          <w:szCs w:val="24"/>
-        </w:rPr>
-        <w:t xml:space="preserve"> associated with each remote name.</w:t>
-      </w:r>
-    </w:p>
-    <w:p>
-      <w:pPr>
-        <w:numPr>
-          <w:ilvl w:val="0"/>
-          <w:numId w:val="2"/>
-        </w:numPr>
-        <w:spacing w:before="100" w:beforeAutospacing="1" w:after="100" w:afterAutospacing="1" w:line="240" w:lineRule="auto"/>
-        <w:rPr>
-          <w:rFonts w:ascii="Times New Roman" w:eastAsia="Times New Roman" w:hAnsi="Times New Roman" w:cs="Times New Roman"/>
-          <w:sz w:val="24"/>
-          <w:szCs w:val="24"/>
-        </w:rPr>
-      </w:pPr>
-      <w:r>
-        <w:rPr>
+          <w:color w:val="2F5496" w:themeColor="accent5" w:themeShade="BF"/>
+        </w:rPr>
+        <w:br/>
+      </w:r>
+      <w:r>
+        <w:rPr>
+          <w:b w:val="0"/>
           <w:noProof/>
+          <w:color w:val="2F5496" w:themeColor="accent5" w:themeShade="BF"/>
+        </w:rPr>
+        <w:br/>
+      </w:r>
+      <w:r>
+        <w:rPr>
+          <w:b w:val="0"/>
+          <w:noProof/>
+          <w:color w:val="2F5496" w:themeColor="accent5" w:themeShade="BF"/>
+        </w:rPr>
+        <w:br/>
+      </w:r>
+      <w:r>
+        <w:rPr>
+          <w:noProof/>
         </w:rPr>
         <w:drawing>
-          <wp:inline distT="0" distB="0" distL="0" distR="0" wp14:anchorId="07B5EEF1" wp14:editId="0EC13A5A">
-            <wp:extent cx="5943600" cy="1045845"/>
-            <wp:effectExtent l="0" t="0" r="0" b="1905"/>
-            <wp:docPr id="36" name="Picture 36"/>
+          <wp:inline distT="0" distB="0" distL="0" distR="0" wp14:anchorId="6D42F2C4" wp14:editId="1AA6DE6E">
+            <wp:extent cx="4921624" cy="2941904"/>
+            <wp:effectExtent l="0" t="0" r="0" b="0"/>
+            <wp:docPr id="15" name="Picture 15"/>
             <wp:cNvGraphicFramePr>
               <a:graphicFrameLocks xmlns:a="http://schemas.openxmlformats.org/drawingml/2006/main" noChangeAspect="1"/>
             </wp:cNvGraphicFramePr>
@@ -3823,7 +3685,7 @@
                   <pic:spPr>
                     <a:xfrm>
                       <a:off x="0" y="0"/>
-                      <a:ext cx="5943600" cy="1045845"/>
+                      <a:ext cx="4934339" cy="2949505"/>
                     </a:xfrm>
                     <a:prstGeom prst="rect">
                       <a:avLst/>
@@ -3835,64 +3697,26 @@
           </wp:inline>
         </w:drawing>
       </w:r>
-      <w:r>
-        <w:rPr>
-          <w:rFonts w:ascii="Times New Roman" w:eastAsia="Times New Roman" w:hAnsi="Times New Roman" w:cs="Times New Roman"/>
-          <w:sz w:val="24"/>
-          <w:szCs w:val="24"/>
-        </w:rPr>
-        <w:br/>
-      </w:r>
-      <w:r>
-        <w:rPr>
-          <w:rFonts w:ascii="Times New Roman" w:eastAsia="Times New Roman" w:hAnsi="Times New Roman" w:cs="Times New Roman"/>
-          <w:sz w:val="24"/>
-          <w:szCs w:val="24"/>
-        </w:rPr>
-        <w:br/>
-        <w:t xml:space="preserve">Now </w:t>
-      </w:r>
-      <w:proofErr w:type="spellStart"/>
-      <w:r>
-        <w:rPr>
-          <w:rFonts w:ascii="Times New Roman" w:eastAsia="Times New Roman" w:hAnsi="Times New Roman" w:cs="Times New Roman"/>
-          <w:sz w:val="24"/>
-          <w:szCs w:val="24"/>
-        </w:rPr>
-        <w:t>lets</w:t>
-      </w:r>
-      <w:proofErr w:type="spellEnd"/>
-      <w:r>
-        <w:rPr>
-          <w:rFonts w:ascii="Times New Roman" w:eastAsia="Times New Roman" w:hAnsi="Times New Roman" w:cs="Times New Roman"/>
-          <w:sz w:val="24"/>
-          <w:szCs w:val="24"/>
-        </w:rPr>
-        <w:t xml:space="preserve"> move the files from Local Repo to Remote Repo</w:t>
-      </w:r>
-    </w:p>
-    <w:p>
-      <w:pPr>
-        <w:spacing w:before="100" w:beforeAutospacing="1" w:after="100" w:afterAutospacing="1" w:line="240" w:lineRule="auto"/>
-        <w:rPr>
-          <w:rFonts w:ascii="Times New Roman" w:eastAsia="Times New Roman" w:hAnsi="Times New Roman" w:cs="Times New Roman"/>
-          <w:sz w:val="24"/>
-          <w:szCs w:val="24"/>
-        </w:rPr>
-      </w:pPr>
-      <w:r>
-        <w:rPr>
-          <w:rFonts w:ascii="Times New Roman" w:eastAsia="Times New Roman" w:hAnsi="Times New Roman" w:cs="Times New Roman"/>
+    </w:p>
+    <w:p>
+      <w:pPr>
+        <w:pStyle w:val="Heading3"/>
+        <w:rPr>
+          <w:b w:val="0"/>
           <w:noProof/>
-          <w:sz w:val="24"/>
-          <w:szCs w:val="24"/>
+        </w:rPr>
+      </w:pPr>
+      <w:bookmarkStart w:id="0" w:name="_GoBack"/>
+      <w:r>
+        <w:rPr>
+          <w:noProof/>
         </w:rPr>
         <w:lastRenderedPageBreak/>
         <w:drawing>
-          <wp:inline distT="0" distB="0" distL="0" distR="0" wp14:anchorId="03F673DB" wp14:editId="40CBFF01">
-            <wp:extent cx="5943600" cy="4163060"/>
-            <wp:effectExtent l="0" t="0" r="0" b="8890"/>
-            <wp:docPr id="9" name="Picture 9"/>
+          <wp:inline distT="0" distB="0" distL="0" distR="0" wp14:anchorId="1F10291D" wp14:editId="4577B01B">
+            <wp:extent cx="3836894" cy="1676975"/>
+            <wp:effectExtent l="0" t="0" r="0" b="0"/>
+            <wp:docPr id="23" name="Picture 23"/>
             <wp:cNvGraphicFramePr>
               <a:graphicFrameLocks xmlns:a="http://schemas.openxmlformats.org/drawingml/2006/main" noChangeAspect="1"/>
             </wp:cNvGraphicFramePr>
@@ -3912,7 +3736,7 @@
                   <pic:spPr>
                     <a:xfrm>
                       <a:off x="0" y="0"/>
-                      <a:ext cx="5943600" cy="4163060"/>
+                      <a:ext cx="3850125" cy="1682758"/>
                     </a:xfrm>
                     <a:prstGeom prst="rect">
                       <a:avLst/>
@@ -3924,9 +3748,29 @@
           </wp:inline>
         </w:drawing>
       </w:r>
-    </w:p>
-    <w:p>
-      <w:pPr>
+      <w:bookmarkEnd w:id="0"/>
+    </w:p>
+    <w:p>
+      <w:pPr>
+        <w:pStyle w:val="Heading3"/>
+      </w:pPr>
+      <w:r>
+        <w:rPr>
+          <w:b w:val="0"/>
+          <w:noProof/>
+        </w:rPr>
+        <w:br/>
+      </w:r>
+      <w:r>
+        <w:t>What it does:</w:t>
+      </w:r>
+    </w:p>
+    <w:p>
+      <w:pPr>
+        <w:numPr>
+          <w:ilvl w:val="0"/>
+          <w:numId w:val="2"/>
+        </w:numPr>
         <w:spacing w:before="100" w:beforeAutospacing="1" w:after="100" w:afterAutospacing="1" w:line="240" w:lineRule="auto"/>
         <w:rPr>
           <w:rFonts w:ascii="Times New Roman" w:eastAsia="Times New Roman" w:hAnsi="Times New Roman" w:cs="Times New Roman"/>
@@ -3934,9 +3778,57 @@
           <w:szCs w:val="24"/>
         </w:rPr>
       </w:pPr>
-    </w:p>
-    <w:p>
-      <w:pPr>
+      <w:r>
+        <w:rPr>
+          <w:rFonts w:ascii="Times New Roman" w:eastAsia="Times New Roman" w:hAnsi="Times New Roman" w:cs="Times New Roman"/>
+          <w:sz w:val="24"/>
+          <w:szCs w:val="24"/>
+        </w:rPr>
+        <w:t xml:space="preserve">Lists the </w:t>
+      </w:r>
+      <w:r>
+        <w:rPr>
+          <w:rFonts w:ascii="Times New Roman" w:eastAsia="Times New Roman" w:hAnsi="Times New Roman" w:cs="Times New Roman"/>
+          <w:b/>
+          <w:bCs/>
+          <w:sz w:val="24"/>
+          <w:szCs w:val="24"/>
+        </w:rPr>
+        <w:t>remote repositories</w:t>
+      </w:r>
+      <w:r>
+        <w:rPr>
+          <w:rFonts w:ascii="Times New Roman" w:eastAsia="Times New Roman" w:hAnsi="Times New Roman" w:cs="Times New Roman"/>
+          <w:sz w:val="24"/>
+          <w:szCs w:val="24"/>
+        </w:rPr>
+        <w:t xml:space="preserve"> linked to your local </w:t>
+      </w:r>
+      <w:proofErr w:type="spellStart"/>
+      <w:r>
+        <w:rPr>
+          <w:rFonts w:ascii="Times New Roman" w:eastAsia="Times New Roman" w:hAnsi="Times New Roman" w:cs="Times New Roman"/>
+          <w:sz w:val="24"/>
+          <w:szCs w:val="24"/>
+        </w:rPr>
+        <w:t>Git</w:t>
+      </w:r>
+      <w:proofErr w:type="spellEnd"/>
+      <w:r>
+        <w:rPr>
+          <w:rFonts w:ascii="Times New Roman" w:eastAsia="Times New Roman" w:hAnsi="Times New Roman" w:cs="Times New Roman"/>
+          <w:sz w:val="24"/>
+          <w:szCs w:val="24"/>
+        </w:rPr>
+        <w:t xml:space="preserve"> repository.</w:t>
+      </w:r>
+    </w:p>
+    <w:p>
+      <w:pPr>
+        <w:numPr>
+          <w:ilvl w:val="0"/>
+          <w:numId w:val="2"/>
+        </w:numPr>
         <w:spacing w:before="100" w:beforeAutospacing="1" w:after="100" w:afterAutospacing="1" w:line="240" w:lineRule="auto"/>
         <w:rPr>
           <w:rFonts w:ascii="Times New Roman" w:eastAsia="Times New Roman" w:hAnsi="Times New Roman" w:cs="Times New Roman"/>
@@ -3944,9 +3836,73 @@
           <w:szCs w:val="24"/>
         </w:rPr>
       </w:pPr>
-    </w:p>
-    <w:p>
-      <w:pPr>
+      <w:r>
+        <w:rPr>
+          <w:rFonts w:ascii="Times New Roman" w:eastAsia="Times New Roman" w:hAnsi="Times New Roman" w:cs="Times New Roman"/>
+          <w:sz w:val="24"/>
+          <w:szCs w:val="24"/>
+        </w:rPr>
+        <w:t xml:space="preserve">The </w:t>
+      </w:r>
+      <w:r>
+        <w:rPr>
+          <w:rFonts w:ascii="Courier New" w:eastAsia="Times New Roman" w:hAnsi="Courier New" w:cs="Courier New"/>
+          <w:sz w:val="20"/>
+          <w:szCs w:val="20"/>
+        </w:rPr>
+        <w:t>-v</w:t>
+      </w:r>
+      <w:r>
+        <w:rPr>
+          <w:rFonts w:ascii="Times New Roman" w:eastAsia="Times New Roman" w:hAnsi="Times New Roman" w:cs="Times New Roman"/>
+          <w:sz w:val="24"/>
+          <w:szCs w:val="24"/>
+        </w:rPr>
+        <w:t xml:space="preserve"> flag stands for </w:t>
+      </w:r>
+      <w:r>
+        <w:rPr>
+          <w:rFonts w:ascii="Times New Roman" w:eastAsia="Times New Roman" w:hAnsi="Times New Roman" w:cs="Times New Roman"/>
+          <w:b/>
+          <w:bCs/>
+          <w:sz w:val="24"/>
+          <w:szCs w:val="24"/>
+        </w:rPr>
+        <w:t>verbose</w:t>
+      </w:r>
+      <w:r>
+        <w:rPr>
+          <w:rFonts w:ascii="Times New Roman" w:eastAsia="Times New Roman" w:hAnsi="Times New Roman" w:cs="Times New Roman"/>
+          <w:sz w:val="24"/>
+          <w:szCs w:val="24"/>
+        </w:rPr>
+        <w:t xml:space="preserve">, so it shows the </w:t>
+      </w:r>
+      <w:r>
+        <w:rPr>
+          <w:rFonts w:ascii="Times New Roman" w:eastAsia="Times New Roman" w:hAnsi="Times New Roman" w:cs="Times New Roman"/>
+          <w:b/>
+          <w:bCs/>
+          <w:sz w:val="24"/>
+          <w:szCs w:val="24"/>
+        </w:rPr>
+        <w:t>URLs</w:t>
+      </w:r>
+      <w:r>
+        <w:rPr>
+          <w:rFonts w:ascii="Times New Roman" w:eastAsia="Times New Roman" w:hAnsi="Times New Roman" w:cs="Times New Roman"/>
+          <w:sz w:val="24"/>
+          <w:szCs w:val="24"/>
+        </w:rPr>
+        <w:t xml:space="preserve"> associated with each remote name.</w:t>
+      </w:r>
+    </w:p>
+    <w:p>
+      <w:pPr>
+        <w:numPr>
+          <w:ilvl w:val="0"/>
+          <w:numId w:val="2"/>
+        </w:numPr>
         <w:spacing w:before="100" w:beforeAutospacing="1" w:after="100" w:afterAutospacing="1" w:line="240" w:lineRule="auto"/>
         <w:rPr>
           <w:rFonts w:ascii="Times New Roman" w:eastAsia="Times New Roman" w:hAnsi="Times New Roman" w:cs="Times New Roman"/>
@@ -3956,73 +3912,13 @@
       </w:pPr>
       <w:r>
         <w:rPr>
-          <w:rFonts w:ascii="Times New Roman" w:eastAsia="Times New Roman" w:hAnsi="Times New Roman" w:cs="Times New Roman"/>
-          <w:sz w:val="24"/>
-          <w:szCs w:val="24"/>
-        </w:rPr>
-        <w:t xml:space="preserve">Let’s push the above files in to Remote </w:t>
-      </w:r>
-      <w:proofErr w:type="spellStart"/>
-      <w:r>
-        <w:rPr>
-          <w:rFonts w:ascii="Times New Roman" w:eastAsia="Times New Roman" w:hAnsi="Times New Roman" w:cs="Times New Roman"/>
-          <w:sz w:val="24"/>
-          <w:szCs w:val="24"/>
-        </w:rPr>
-        <w:t>Repositotry</w:t>
-      </w:r>
-      <w:proofErr w:type="spellEnd"/>
-      <w:r>
-        <w:rPr>
-          <w:rFonts w:ascii="Times New Roman" w:eastAsia="Times New Roman" w:hAnsi="Times New Roman" w:cs="Times New Roman"/>
-          <w:sz w:val="24"/>
-          <w:szCs w:val="24"/>
-        </w:rPr>
-        <w:t xml:space="preserve"> So first copy the repository address from your </w:t>
-      </w:r>
-      <w:proofErr w:type="spellStart"/>
-      <w:r>
-        <w:rPr>
-          <w:rFonts w:ascii="Times New Roman" w:eastAsia="Times New Roman" w:hAnsi="Times New Roman" w:cs="Times New Roman"/>
-          <w:sz w:val="24"/>
-          <w:szCs w:val="24"/>
-        </w:rPr>
-        <w:t>github</w:t>
-      </w:r>
-      <w:proofErr w:type="spellEnd"/>
-      <w:r>
-        <w:rPr>
-          <w:rFonts w:ascii="Times New Roman" w:eastAsia="Times New Roman" w:hAnsi="Times New Roman" w:cs="Times New Roman"/>
-          <w:sz w:val="24"/>
-          <w:szCs w:val="24"/>
-        </w:rPr>
-        <w:t xml:space="preserve"> account</w:t>
-      </w:r>
-      <w:r>
-        <w:rPr>
-          <w:rFonts w:ascii="Times New Roman" w:eastAsia="Times New Roman" w:hAnsi="Times New Roman" w:cs="Times New Roman"/>
-          <w:sz w:val="24"/>
-          <w:szCs w:val="24"/>
-        </w:rPr>
-        <w:br/>
-      </w:r>
-      <w:r>
-        <w:rPr>
-          <w:rFonts w:ascii="Times New Roman" w:eastAsia="Times New Roman" w:hAnsi="Times New Roman" w:cs="Times New Roman"/>
-          <w:sz w:val="24"/>
-          <w:szCs w:val="24"/>
-        </w:rPr>
-        <w:br/>
-      </w:r>
-      <w:r>
-        <w:rPr>
           <w:noProof/>
         </w:rPr>
         <w:drawing>
-          <wp:inline distT="0" distB="0" distL="0" distR="0" wp14:anchorId="0CB2D62A" wp14:editId="7DA119E3">
-            <wp:extent cx="5943600" cy="2416810"/>
-            <wp:effectExtent l="0" t="0" r="0" b="2540"/>
-            <wp:docPr id="19" name="Picture 19"/>
+          <wp:inline distT="0" distB="0" distL="0" distR="0" wp14:anchorId="07B5EEF1" wp14:editId="0EC13A5A">
+            <wp:extent cx="5943600" cy="1045845"/>
+            <wp:effectExtent l="0" t="0" r="0" b="1905"/>
+            <wp:docPr id="36" name="Picture 36"/>
             <wp:cNvGraphicFramePr>
               <a:graphicFrameLocks xmlns:a="http://schemas.openxmlformats.org/drawingml/2006/main" noChangeAspect="1"/>
             </wp:cNvGraphicFramePr>
@@ -4042,7 +3938,7 @@
                   <pic:spPr>
                     <a:xfrm>
                       <a:off x="0" y="0"/>
-                      <a:ext cx="5943600" cy="2416810"/>
+                      <a:ext cx="5943600" cy="1045845"/>
                     </a:xfrm>
                     <a:prstGeom prst="rect">
                       <a:avLst/>
@@ -4054,6 +3950,41 @@
           </wp:inline>
         </w:drawing>
       </w:r>
+      <w:r>
+        <w:rPr>
+          <w:rFonts w:ascii="Times New Roman" w:eastAsia="Times New Roman" w:hAnsi="Times New Roman" w:cs="Times New Roman"/>
+          <w:sz w:val="24"/>
+          <w:szCs w:val="24"/>
+        </w:rPr>
+        <w:br/>
+      </w:r>
+      <w:r>
+        <w:rPr>
+          <w:rFonts w:ascii="Times New Roman" w:eastAsia="Times New Roman" w:hAnsi="Times New Roman" w:cs="Times New Roman"/>
+          <w:sz w:val="24"/>
+          <w:szCs w:val="24"/>
+        </w:rPr>
+        <w:br/>
+        <w:t xml:space="preserve">Now </w:t>
+      </w:r>
+      <w:proofErr w:type="spellStart"/>
+      <w:r>
+        <w:rPr>
+          <w:rFonts w:ascii="Times New Roman" w:eastAsia="Times New Roman" w:hAnsi="Times New Roman" w:cs="Times New Roman"/>
+          <w:sz w:val="24"/>
+          <w:szCs w:val="24"/>
+        </w:rPr>
+        <w:t>lets</w:t>
+      </w:r>
+      <w:proofErr w:type="spellEnd"/>
+      <w:r>
+        <w:rPr>
+          <w:rFonts w:ascii="Times New Roman" w:eastAsia="Times New Roman" w:hAnsi="Times New Roman" w:cs="Times New Roman"/>
+          <w:sz w:val="24"/>
+          <w:szCs w:val="24"/>
+        </w:rPr>
+        <w:t xml:space="preserve"> move the files from Local Repo to Remote Repo</w:t>
+      </w:r>
     </w:p>
     <w:p>
       <w:pPr>
@@ -4064,25 +3995,18 @@
           <w:szCs w:val="24"/>
         </w:rPr>
       </w:pPr>
-    </w:p>
-    <w:p>
-      <w:pPr>
-        <w:spacing w:before="100" w:beforeAutospacing="1" w:after="100" w:afterAutospacing="1" w:line="240" w:lineRule="auto"/>
-        <w:rPr>
-          <w:rFonts w:ascii="Times New Roman" w:eastAsia="Times New Roman" w:hAnsi="Times New Roman" w:cs="Times New Roman"/>
-          <w:sz w:val="24"/>
-          <w:szCs w:val="24"/>
-        </w:rPr>
-      </w:pPr>
-      <w:r>
-        <w:rPr>
+      <w:r>
+        <w:rPr>
+          <w:rFonts w:ascii="Times New Roman" w:eastAsia="Times New Roman" w:hAnsi="Times New Roman" w:cs="Times New Roman"/>
           <w:noProof/>
+          <w:sz w:val="24"/>
+          <w:szCs w:val="24"/>
         </w:rPr>
         <w:drawing>
-          <wp:inline distT="0" distB="0" distL="0" distR="0" wp14:anchorId="27C28197" wp14:editId="7B8084D8">
-            <wp:extent cx="5943600" cy="2101215"/>
-            <wp:effectExtent l="0" t="0" r="0" b="0"/>
-            <wp:docPr id="24" name="Picture 24"/>
+          <wp:inline distT="0" distB="0" distL="0" distR="0" wp14:anchorId="03F673DB" wp14:editId="40CBFF01">
+            <wp:extent cx="5943600" cy="4163060"/>
+            <wp:effectExtent l="0" t="0" r="0" b="8890"/>
+            <wp:docPr id="9" name="Picture 9"/>
             <wp:cNvGraphicFramePr>
               <a:graphicFrameLocks xmlns:a="http://schemas.openxmlformats.org/drawingml/2006/main" noChangeAspect="1"/>
             </wp:cNvGraphicFramePr>
@@ -4102,7 +4026,7 @@
                   <pic:spPr>
                     <a:xfrm>
                       <a:off x="0" y="0"/>
-                      <a:ext cx="5943600" cy="2101215"/>
+                      <a:ext cx="5943600" cy="4163060"/>
                     </a:xfrm>
                     <a:prstGeom prst="rect">
                       <a:avLst/>
@@ -4124,18 +4048,95 @@
           <w:szCs w:val="24"/>
         </w:rPr>
       </w:pPr>
-      <w:r>
-        <w:rPr>
-          <w:rFonts w:ascii="Times New Roman" w:eastAsia="Times New Roman" w:hAnsi="Times New Roman" w:cs="Times New Roman"/>
+    </w:p>
+    <w:p>
+      <w:pPr>
+        <w:spacing w:before="100" w:beforeAutospacing="1" w:after="100" w:afterAutospacing="1" w:line="240" w:lineRule="auto"/>
+        <w:rPr>
+          <w:rFonts w:ascii="Times New Roman" w:eastAsia="Times New Roman" w:hAnsi="Times New Roman" w:cs="Times New Roman"/>
+          <w:sz w:val="24"/>
+          <w:szCs w:val="24"/>
+        </w:rPr>
+      </w:pPr>
+    </w:p>
+    <w:p>
+      <w:pPr>
+        <w:spacing w:before="100" w:beforeAutospacing="1" w:after="100" w:afterAutospacing="1" w:line="240" w:lineRule="auto"/>
+        <w:rPr>
+          <w:rFonts w:ascii="Times New Roman" w:eastAsia="Times New Roman" w:hAnsi="Times New Roman" w:cs="Times New Roman"/>
+          <w:sz w:val="24"/>
+          <w:szCs w:val="24"/>
+        </w:rPr>
+      </w:pPr>
+      <w:r>
+        <w:rPr>
+          <w:rFonts w:ascii="Times New Roman" w:eastAsia="Times New Roman" w:hAnsi="Times New Roman" w:cs="Times New Roman"/>
+          <w:sz w:val="24"/>
+          <w:szCs w:val="24"/>
+        </w:rPr>
+        <w:t xml:space="preserve">Let’s push the above files in to Remote </w:t>
+      </w:r>
+      <w:proofErr w:type="spellStart"/>
+      <w:r>
+        <w:rPr>
+          <w:rFonts w:ascii="Times New Roman" w:eastAsia="Times New Roman" w:hAnsi="Times New Roman" w:cs="Times New Roman"/>
+          <w:sz w:val="24"/>
+          <w:szCs w:val="24"/>
+        </w:rPr>
+        <w:t>Repositotry</w:t>
+      </w:r>
+      <w:proofErr w:type="spellEnd"/>
+      <w:r>
+        <w:rPr>
+          <w:rFonts w:ascii="Times New Roman" w:eastAsia="Times New Roman" w:hAnsi="Times New Roman" w:cs="Times New Roman"/>
+          <w:sz w:val="24"/>
+          <w:szCs w:val="24"/>
+        </w:rPr>
+        <w:t xml:space="preserve"> So first copy the repository address from your </w:t>
+      </w:r>
+      <w:proofErr w:type="spellStart"/>
+      <w:r>
+        <w:rPr>
+          <w:rFonts w:ascii="Times New Roman" w:eastAsia="Times New Roman" w:hAnsi="Times New Roman" w:cs="Times New Roman"/>
+          <w:sz w:val="24"/>
+          <w:szCs w:val="24"/>
+        </w:rPr>
+        <w:t>github</w:t>
+      </w:r>
+      <w:proofErr w:type="spellEnd"/>
+      <w:r>
+        <w:rPr>
+          <w:rFonts w:ascii="Times New Roman" w:eastAsia="Times New Roman" w:hAnsi="Times New Roman" w:cs="Times New Roman"/>
+          <w:sz w:val="24"/>
+          <w:szCs w:val="24"/>
+        </w:rPr>
+        <w:t xml:space="preserve"> account</w:t>
+      </w:r>
+      <w:r>
+        <w:rPr>
+          <w:rFonts w:ascii="Times New Roman" w:eastAsia="Times New Roman" w:hAnsi="Times New Roman" w:cs="Times New Roman"/>
+          <w:sz w:val="24"/>
+          <w:szCs w:val="24"/>
+        </w:rPr>
+        <w:br/>
+      </w:r>
+      <w:r>
+        <w:rPr>
+          <w:rFonts w:ascii="Times New Roman" w:eastAsia="Times New Roman" w:hAnsi="Times New Roman" w:cs="Times New Roman"/>
+          <w:sz w:val="24"/>
+          <w:szCs w:val="24"/>
+        </w:rPr>
+        <w:br/>
+      </w:r>
+      <w:r>
+        <w:rPr>
           <w:noProof/>
-          <w:sz w:val="24"/>
-          <w:szCs w:val="24"/>
         </w:rPr>
         <w:drawing>
-          <wp:inline distT="0" distB="0" distL="0" distR="0" wp14:anchorId="3FCA2F18" wp14:editId="0CAAB765">
-            <wp:extent cx="5943600" cy="842645"/>
-            <wp:effectExtent l="0" t="0" r="0" b="0"/>
-            <wp:docPr id="25" name="Picture 25"/>
+          <wp:inline distT="0" distB="0" distL="0" distR="0" wp14:anchorId="0CB2D62A" wp14:editId="7DA119E3">
+            <wp:extent cx="5943600" cy="2416810"/>
+            <wp:effectExtent l="0" t="0" r="0" b="2540"/>
+            <wp:docPr id="19" name="Picture 19"/>
             <wp:cNvGraphicFramePr>
               <a:graphicFrameLocks xmlns:a="http://schemas.openxmlformats.org/drawingml/2006/main" noChangeAspect="1"/>
             </wp:cNvGraphicFramePr>
@@ -4155,7 +4156,7 @@
                   <pic:spPr>
                     <a:xfrm>
                       <a:off x="0" y="0"/>
-                      <a:ext cx="5943600" cy="842645"/>
+                      <a:ext cx="5943600" cy="2416810"/>
                     </a:xfrm>
                     <a:prstGeom prst="rect">
                       <a:avLst/>
@@ -4189,42 +4190,14 @@
       </w:pPr>
       <w:r>
         <w:rPr>
-          <w:rFonts w:ascii="Times New Roman" w:eastAsia="Times New Roman" w:hAnsi="Times New Roman" w:cs="Times New Roman"/>
-          <w:sz w:val="24"/>
-          <w:szCs w:val="24"/>
-        </w:rPr>
-        <w:t>Press enter</w:t>
-      </w:r>
-    </w:p>
-    <w:p>
-      <w:pPr>
-        <w:spacing w:before="100" w:beforeAutospacing="1" w:after="100" w:afterAutospacing="1" w:line="240" w:lineRule="auto"/>
-        <w:rPr>
-          <w:rFonts w:ascii="Times New Roman" w:eastAsia="Times New Roman" w:hAnsi="Times New Roman" w:cs="Times New Roman"/>
-          <w:sz w:val="24"/>
-          <w:szCs w:val="24"/>
-        </w:rPr>
-      </w:pPr>
-    </w:p>
-    <w:p>
-      <w:pPr>
-        <w:spacing w:before="100" w:beforeAutospacing="1" w:after="100" w:afterAutospacing="1" w:line="240" w:lineRule="auto"/>
-        <w:rPr>
-          <w:rFonts w:ascii="Times New Roman" w:eastAsia="Times New Roman" w:hAnsi="Times New Roman" w:cs="Times New Roman"/>
-          <w:sz w:val="24"/>
-          <w:szCs w:val="24"/>
-        </w:rPr>
-      </w:pPr>
-      <w:r>
-        <w:rPr>
           <w:noProof/>
         </w:rPr>
         <w:lastRenderedPageBreak/>
         <w:drawing>
-          <wp:inline distT="0" distB="0" distL="0" distR="0" wp14:anchorId="62701E24" wp14:editId="360AC168">
-            <wp:extent cx="5943600" cy="1588770"/>
+          <wp:inline distT="0" distB="0" distL="0" distR="0" wp14:anchorId="27C28197" wp14:editId="7B8084D8">
+            <wp:extent cx="5943600" cy="2101215"/>
             <wp:effectExtent l="0" t="0" r="0" b="0"/>
-            <wp:docPr id="26" name="Picture 26"/>
+            <wp:docPr id="24" name="Picture 24"/>
             <wp:cNvGraphicFramePr>
               <a:graphicFrameLocks xmlns:a="http://schemas.openxmlformats.org/drawingml/2006/main" noChangeAspect="1"/>
             </wp:cNvGraphicFramePr>
@@ -4244,7 +4217,7 @@
                   <pic:spPr>
                     <a:xfrm>
                       <a:off x="0" y="0"/>
-                      <a:ext cx="5943600" cy="1588770"/>
+                      <a:ext cx="5943600" cy="2101215"/>
                     </a:xfrm>
                     <a:prstGeom prst="rect">
                       <a:avLst/>
@@ -4266,145 +4239,6 @@
           <w:szCs w:val="24"/>
         </w:rPr>
       </w:pPr>
-    </w:p>
-    <w:p>
-      <w:pPr>
-        <w:spacing w:before="100" w:beforeAutospacing="1" w:after="100" w:afterAutospacing="1" w:line="240" w:lineRule="auto"/>
-        <w:rPr>
-          <w:rFonts w:ascii="Times New Roman" w:eastAsia="Times New Roman" w:hAnsi="Times New Roman" w:cs="Times New Roman"/>
-          <w:sz w:val="24"/>
-          <w:szCs w:val="24"/>
-        </w:rPr>
-      </w:pPr>
-      <w:r>
-        <w:rPr>
-          <w:rFonts w:ascii="Times New Roman" w:eastAsia="Times New Roman" w:hAnsi="Times New Roman" w:cs="Times New Roman"/>
-          <w:sz w:val="24"/>
-          <w:szCs w:val="24"/>
-        </w:rPr>
-        <w:t xml:space="preserve">Zen3-public is the remote </w:t>
-      </w:r>
-      <w:proofErr w:type="gramStart"/>
-      <w:r>
-        <w:rPr>
-          <w:rFonts w:ascii="Times New Roman" w:eastAsia="Times New Roman" w:hAnsi="Times New Roman" w:cs="Times New Roman"/>
-          <w:sz w:val="24"/>
-          <w:szCs w:val="24"/>
-        </w:rPr>
-        <w:t>repository</w:t>
-      </w:r>
-      <w:r>
-        <w:rPr>
-          <w:rFonts w:ascii="Times New Roman" w:eastAsia="Times New Roman" w:hAnsi="Times New Roman" w:cs="Times New Roman"/>
-          <w:sz w:val="24"/>
-          <w:szCs w:val="24"/>
-        </w:rPr>
-        <w:t xml:space="preserve"> .</w:t>
-      </w:r>
-      <w:proofErr w:type="gramEnd"/>
-      <w:r>
-        <w:rPr>
-          <w:rFonts w:ascii="Times New Roman" w:eastAsia="Times New Roman" w:hAnsi="Times New Roman" w:cs="Times New Roman"/>
-          <w:sz w:val="24"/>
-          <w:szCs w:val="24"/>
-        </w:rPr>
-        <w:t xml:space="preserve"> so we are trying to push the files from Jio-B4 (local repository) to Remote Repository </w:t>
-      </w:r>
-      <w:proofErr w:type="spellStart"/>
-      <w:r>
-        <w:rPr>
-          <w:rFonts w:ascii="Times New Roman" w:eastAsia="Times New Roman" w:hAnsi="Times New Roman" w:cs="Times New Roman"/>
-          <w:sz w:val="24"/>
-          <w:szCs w:val="24"/>
-        </w:rPr>
-        <w:t>ie</w:t>
-      </w:r>
-      <w:proofErr w:type="spellEnd"/>
-      <w:r>
-        <w:rPr>
-          <w:rFonts w:ascii="Times New Roman" w:eastAsia="Times New Roman" w:hAnsi="Times New Roman" w:cs="Times New Roman"/>
-          <w:sz w:val="24"/>
-          <w:szCs w:val="24"/>
-        </w:rPr>
-        <w:t xml:space="preserve"> (Zen3-public)</w:t>
-      </w:r>
-      <w:r>
-        <w:rPr>
-          <w:rFonts w:ascii="Times New Roman" w:eastAsia="Times New Roman" w:hAnsi="Times New Roman" w:cs="Times New Roman"/>
-          <w:sz w:val="24"/>
-          <w:szCs w:val="24"/>
-        </w:rPr>
-        <w:t xml:space="preserve"> Lets run the command </w:t>
-      </w:r>
-      <w:r>
-        <w:rPr>
-          <w:rFonts w:ascii="Times New Roman" w:eastAsia="Times New Roman" w:hAnsi="Times New Roman" w:cs="Times New Roman"/>
-          <w:sz w:val="24"/>
-          <w:szCs w:val="24"/>
-        </w:rPr>
-        <w:br/>
-      </w:r>
-      <w:r>
-        <w:rPr>
-          <w:rFonts w:ascii="Times New Roman" w:eastAsia="Times New Roman" w:hAnsi="Times New Roman" w:cs="Times New Roman"/>
-          <w:sz w:val="24"/>
-          <w:szCs w:val="24"/>
-        </w:rPr>
-        <w:br/>
-        <w:t xml:space="preserve">“ </w:t>
-      </w:r>
-      <w:proofErr w:type="spellStart"/>
-      <w:r>
-        <w:rPr>
-          <w:rFonts w:ascii="Times New Roman" w:eastAsia="Times New Roman" w:hAnsi="Times New Roman" w:cs="Times New Roman"/>
-          <w:sz w:val="24"/>
-          <w:szCs w:val="24"/>
-        </w:rPr>
-        <w:t>git</w:t>
-      </w:r>
-      <w:proofErr w:type="spellEnd"/>
-      <w:r>
-        <w:rPr>
-          <w:rFonts w:ascii="Times New Roman" w:eastAsia="Times New Roman" w:hAnsi="Times New Roman" w:cs="Times New Roman"/>
-          <w:sz w:val="24"/>
-          <w:szCs w:val="24"/>
-        </w:rPr>
-        <w:t xml:space="preserve"> push </w:t>
-      </w:r>
-      <w:proofErr w:type="spellStart"/>
-      <w:r>
-        <w:rPr>
-          <w:rFonts w:ascii="Times New Roman" w:eastAsia="Times New Roman" w:hAnsi="Times New Roman" w:cs="Times New Roman"/>
-          <w:sz w:val="24"/>
-          <w:szCs w:val="24"/>
-        </w:rPr>
-        <w:t>Jio</w:t>
-      </w:r>
-      <w:proofErr w:type="spellEnd"/>
-      <w:r>
-        <w:rPr>
-          <w:rFonts w:ascii="Times New Roman" w:eastAsia="Times New Roman" w:hAnsi="Times New Roman" w:cs="Times New Roman"/>
-          <w:sz w:val="24"/>
-          <w:szCs w:val="24"/>
-        </w:rPr>
-        <w:t xml:space="preserve"> master “ to push the files from Jio_B4 in to Remote Repository</w:t>
-      </w:r>
-      <w:r>
-        <w:rPr>
-          <w:rFonts w:ascii="Times New Roman" w:eastAsia="Times New Roman" w:hAnsi="Times New Roman" w:cs="Times New Roman"/>
-          <w:sz w:val="24"/>
-          <w:szCs w:val="24"/>
-        </w:rPr>
-        <w:br/>
-      </w:r>
-      <w:r>
-        <w:rPr>
-          <w:rFonts w:ascii="Times New Roman" w:eastAsia="Times New Roman" w:hAnsi="Times New Roman" w:cs="Times New Roman"/>
-          <w:sz w:val="24"/>
-          <w:szCs w:val="24"/>
-        </w:rPr>
-        <w:br/>
-      </w:r>
       <w:r>
         <w:rPr>
           <w:rFonts w:ascii="Times New Roman" w:eastAsia="Times New Roman" w:hAnsi="Times New Roman" w:cs="Times New Roman"/>
@@ -4413,10 +4247,10 @@
           <w:szCs w:val="24"/>
         </w:rPr>
         <w:drawing>
-          <wp:inline distT="0" distB="0" distL="0" distR="0" wp14:anchorId="3E4D4DAD" wp14:editId="6E5AC556">
-            <wp:extent cx="5943600" cy="1212215"/>
-            <wp:effectExtent l="0" t="0" r="0" b="6985"/>
-            <wp:docPr id="27" name="Picture 27"/>
+          <wp:inline distT="0" distB="0" distL="0" distR="0" wp14:anchorId="3FCA2F18" wp14:editId="0CAAB765">
+            <wp:extent cx="5943600" cy="842645"/>
+            <wp:effectExtent l="0" t="0" r="0" b="0"/>
+            <wp:docPr id="25" name="Picture 25"/>
             <wp:cNvGraphicFramePr>
               <a:graphicFrameLocks xmlns:a="http://schemas.openxmlformats.org/drawingml/2006/main" noChangeAspect="1"/>
             </wp:cNvGraphicFramePr>
@@ -4436,7 +4270,7 @@
                   <pic:spPr>
                     <a:xfrm>
                       <a:off x="0" y="0"/>
-                      <a:ext cx="5943600" cy="1212215"/>
+                      <a:ext cx="5943600" cy="842645"/>
                     </a:xfrm>
                     <a:prstGeom prst="rect">
                       <a:avLst/>
@@ -4474,36 +4308,37 @@
           <w:sz w:val="24"/>
           <w:szCs w:val="24"/>
         </w:rPr>
-        <w:t xml:space="preserve">It will ask for personal access token </w:t>
-      </w:r>
-      <w:r>
-        <w:rPr>
-          <w:rFonts w:ascii="Times New Roman" w:eastAsia="Times New Roman" w:hAnsi="Times New Roman" w:cs="Times New Roman"/>
-          <w:sz w:val="24"/>
-          <w:szCs w:val="24"/>
-        </w:rPr>
-        <w:br/>
-      </w:r>
-      <w:r>
-        <w:rPr>
-          <w:rFonts w:ascii="Times New Roman" w:eastAsia="Times New Roman" w:hAnsi="Times New Roman" w:cs="Times New Roman"/>
-          <w:sz w:val="24"/>
-          <w:szCs w:val="24"/>
-        </w:rPr>
-        <w:br/>
-      </w:r>
-      <w:r>
-        <w:rPr>
-          <w:rFonts w:ascii="Times New Roman" w:eastAsia="Times New Roman" w:hAnsi="Times New Roman" w:cs="Times New Roman"/>
+        <w:t>Press enter</w:t>
+      </w:r>
+    </w:p>
+    <w:p>
+      <w:pPr>
+        <w:spacing w:before="100" w:beforeAutospacing="1" w:after="100" w:afterAutospacing="1" w:line="240" w:lineRule="auto"/>
+        <w:rPr>
+          <w:rFonts w:ascii="Times New Roman" w:eastAsia="Times New Roman" w:hAnsi="Times New Roman" w:cs="Times New Roman"/>
+          <w:sz w:val="24"/>
+          <w:szCs w:val="24"/>
+        </w:rPr>
+      </w:pPr>
+    </w:p>
+    <w:p>
+      <w:pPr>
+        <w:spacing w:before="100" w:beforeAutospacing="1" w:after="100" w:afterAutospacing="1" w:line="240" w:lineRule="auto"/>
+        <w:rPr>
+          <w:rFonts w:ascii="Times New Roman" w:eastAsia="Times New Roman" w:hAnsi="Times New Roman" w:cs="Times New Roman"/>
+          <w:sz w:val="24"/>
+          <w:szCs w:val="24"/>
+        </w:rPr>
+      </w:pPr>
+      <w:r>
+        <w:rPr>
           <w:noProof/>
-          <w:sz w:val="24"/>
-          <w:szCs w:val="24"/>
         </w:rPr>
         <w:drawing>
-          <wp:inline distT="0" distB="0" distL="0" distR="0" wp14:anchorId="0A7BC78C" wp14:editId="633591B9">
-            <wp:extent cx="5943600" cy="1889125"/>
+          <wp:inline distT="0" distB="0" distL="0" distR="0" wp14:anchorId="62701E24" wp14:editId="360AC168">
+            <wp:extent cx="5943600" cy="1588770"/>
             <wp:effectExtent l="0" t="0" r="0" b="0"/>
-            <wp:docPr id="28" name="Picture 28"/>
+            <wp:docPr id="26" name="Picture 26"/>
             <wp:cNvGraphicFramePr>
               <a:graphicFrameLocks xmlns:a="http://schemas.openxmlformats.org/drawingml/2006/main" noChangeAspect="1"/>
             </wp:cNvGraphicFramePr>
@@ -4523,7 +4358,7 @@
                   <pic:spPr>
                     <a:xfrm>
                       <a:off x="0" y="0"/>
-                      <a:ext cx="5943600" cy="1889125"/>
+                      <a:ext cx="5943600" cy="1588770"/>
                     </a:xfrm>
                     <a:prstGeom prst="rect">
                       <a:avLst/>
@@ -4561,7 +4396,7 @@
           <w:sz w:val="24"/>
           <w:szCs w:val="24"/>
         </w:rPr>
-        <w:t xml:space="preserve">So </w:t>
+        <w:t xml:space="preserve">Zen3-public is the remote </w:t>
       </w:r>
       <w:proofErr w:type="gramStart"/>
       <w:r>
@@ -4570,7 +4405,15 @@
           <w:sz w:val="24"/>
           <w:szCs w:val="24"/>
         </w:rPr>
-        <w:t>Let’s</w:t>
+        <w:t>repository</w:t>
+      </w:r>
+      <w:r>
+        <w:rPr>
+          <w:rFonts w:ascii="Times New Roman" w:eastAsia="Times New Roman" w:hAnsi="Times New Roman" w:cs="Times New Roman"/>
+          <w:sz w:val="24"/>
+          <w:szCs w:val="24"/>
+        </w:rPr>
+        <w:t xml:space="preserve"> .</w:t>
       </w:r>
       <w:proofErr w:type="gramEnd"/>
       <w:r>
@@ -4579,85 +4422,115 @@
           <w:sz w:val="24"/>
           <w:szCs w:val="24"/>
         </w:rPr>
-        <w:t xml:space="preserve"> generate the a</w:t>
-      </w:r>
-      <w:r>
-        <w:rPr>
-          <w:rFonts w:ascii="Times New Roman" w:eastAsia="Times New Roman" w:hAnsi="Times New Roman" w:cs="Times New Roman"/>
-          <w:sz w:val="24"/>
-          <w:szCs w:val="24"/>
-        </w:rPr>
-        <w:t>c</w:t>
-      </w:r>
-      <w:r>
-        <w:rPr>
-          <w:rFonts w:ascii="Times New Roman" w:eastAsia="Times New Roman" w:hAnsi="Times New Roman" w:cs="Times New Roman"/>
-          <w:sz w:val="24"/>
-          <w:szCs w:val="24"/>
-        </w:rPr>
-        <w:t xml:space="preserve">cess token from the </w:t>
-      </w:r>
-      <w:proofErr w:type="spellStart"/>
-      <w:r>
-        <w:rPr>
-          <w:rFonts w:ascii="Times New Roman" w:eastAsia="Times New Roman" w:hAnsi="Times New Roman" w:cs="Times New Roman"/>
-          <w:sz w:val="24"/>
-          <w:szCs w:val="24"/>
-        </w:rPr>
-        <w:t>github</w:t>
-      </w:r>
-      <w:proofErr w:type="spellEnd"/>
-      <w:r>
-        <w:rPr>
-          <w:rFonts w:ascii="Times New Roman" w:eastAsia="Times New Roman" w:hAnsi="Times New Roman" w:cs="Times New Roman"/>
-          <w:sz w:val="24"/>
-          <w:szCs w:val="24"/>
-        </w:rPr>
-        <w:t xml:space="preserve"> account</w:t>
-      </w:r>
-      <w:r>
-        <w:rPr>
-          <w:rFonts w:ascii="Times New Roman" w:eastAsia="Times New Roman" w:hAnsi="Times New Roman" w:cs="Times New Roman"/>
-          <w:sz w:val="24"/>
-          <w:szCs w:val="24"/>
-        </w:rPr>
-        <w:br/>
-      </w:r>
-      <w:r>
-        <w:rPr>
-          <w:rFonts w:ascii="Times New Roman" w:eastAsia="Times New Roman" w:hAnsi="Times New Roman" w:cs="Times New Roman"/>
-          <w:sz w:val="24"/>
-          <w:szCs w:val="24"/>
-        </w:rPr>
-        <w:br/>
-        <w:t>1. Click on the profile and click on the settings</w:t>
-      </w:r>
-      <w:r>
-        <w:rPr>
-          <w:rFonts w:ascii="Times New Roman" w:eastAsia="Times New Roman" w:hAnsi="Times New Roman" w:cs="Times New Roman"/>
-          <w:sz w:val="24"/>
-          <w:szCs w:val="24"/>
-        </w:rPr>
-        <w:br/>
-      </w:r>
-      <w:r>
-        <w:rPr>
-          <w:rFonts w:ascii="Times New Roman" w:eastAsia="Times New Roman" w:hAnsi="Times New Roman" w:cs="Times New Roman"/>
-          <w:sz w:val="24"/>
-          <w:szCs w:val="24"/>
-        </w:rPr>
-        <w:lastRenderedPageBreak/>
-        <w:br/>
-      </w:r>
-      <w:r>
-        <w:rPr>
+        <w:t xml:space="preserve"> so we are trying to push the files from Jio-B4 (local repository) to Remote Repository </w:t>
+      </w:r>
+      <w:proofErr w:type="spellStart"/>
+      <w:r>
+        <w:rPr>
+          <w:rFonts w:ascii="Times New Roman" w:eastAsia="Times New Roman" w:hAnsi="Times New Roman" w:cs="Times New Roman"/>
+          <w:sz w:val="24"/>
+          <w:szCs w:val="24"/>
+        </w:rPr>
+        <w:t>ie</w:t>
+      </w:r>
+      <w:proofErr w:type="spellEnd"/>
+      <w:r>
+        <w:rPr>
+          <w:rFonts w:ascii="Times New Roman" w:eastAsia="Times New Roman" w:hAnsi="Times New Roman" w:cs="Times New Roman"/>
+          <w:sz w:val="24"/>
+          <w:szCs w:val="24"/>
+        </w:rPr>
+        <w:t xml:space="preserve"> (Zen3-public)</w:t>
+      </w:r>
+      <w:r>
+        <w:rPr>
+          <w:rFonts w:ascii="Times New Roman" w:eastAsia="Times New Roman" w:hAnsi="Times New Roman" w:cs="Times New Roman"/>
+          <w:sz w:val="24"/>
+          <w:szCs w:val="24"/>
+        </w:rPr>
+        <w:t xml:space="preserve"> Lets run the command </w:t>
+      </w:r>
+      <w:r>
+        <w:rPr>
+          <w:rFonts w:ascii="Times New Roman" w:eastAsia="Times New Roman" w:hAnsi="Times New Roman" w:cs="Times New Roman"/>
+          <w:sz w:val="24"/>
+          <w:szCs w:val="24"/>
+        </w:rPr>
+        <w:br/>
+      </w:r>
+      <w:r>
+        <w:rPr>
+          <w:rFonts w:ascii="Times New Roman" w:eastAsia="Times New Roman" w:hAnsi="Times New Roman" w:cs="Times New Roman"/>
+          <w:sz w:val="24"/>
+          <w:szCs w:val="24"/>
+        </w:rPr>
+        <w:br/>
+        <w:t xml:space="preserve">“ </w:t>
+      </w:r>
+      <w:proofErr w:type="spellStart"/>
+      <w:r>
+        <w:rPr>
+          <w:rFonts w:ascii="Times New Roman" w:eastAsia="Times New Roman" w:hAnsi="Times New Roman" w:cs="Times New Roman"/>
+          <w:sz w:val="24"/>
+          <w:szCs w:val="24"/>
+        </w:rPr>
+        <w:t>git</w:t>
+      </w:r>
+      <w:proofErr w:type="spellEnd"/>
+      <w:r>
+        <w:rPr>
+          <w:rFonts w:ascii="Times New Roman" w:eastAsia="Times New Roman" w:hAnsi="Times New Roman" w:cs="Times New Roman"/>
+          <w:sz w:val="24"/>
+          <w:szCs w:val="24"/>
+        </w:rPr>
+        <w:t xml:space="preserve"> push </w:t>
+      </w:r>
+      <w:proofErr w:type="spellStart"/>
+      <w:r>
+        <w:rPr>
+          <w:rFonts w:ascii="Times New Roman" w:eastAsia="Times New Roman" w:hAnsi="Times New Roman" w:cs="Times New Roman"/>
+          <w:sz w:val="24"/>
+          <w:szCs w:val="24"/>
+        </w:rPr>
+        <w:t>Jio</w:t>
+      </w:r>
+      <w:proofErr w:type="spellEnd"/>
+      <w:r>
+        <w:rPr>
+          <w:rFonts w:ascii="Times New Roman" w:eastAsia="Times New Roman" w:hAnsi="Times New Roman" w:cs="Times New Roman"/>
+          <w:sz w:val="24"/>
+          <w:szCs w:val="24"/>
+        </w:rPr>
+        <w:t xml:space="preserve"> master “ to push the files from Jio_B4 in to Remote Repository</w:t>
+      </w:r>
+      <w:r>
+        <w:rPr>
+          <w:rFonts w:ascii="Times New Roman" w:eastAsia="Times New Roman" w:hAnsi="Times New Roman" w:cs="Times New Roman"/>
+          <w:sz w:val="24"/>
+          <w:szCs w:val="24"/>
+        </w:rPr>
+        <w:br/>
+      </w:r>
+      <w:r>
+        <w:rPr>
+          <w:rFonts w:ascii="Times New Roman" w:eastAsia="Times New Roman" w:hAnsi="Times New Roman" w:cs="Times New Roman"/>
+          <w:sz w:val="24"/>
+          <w:szCs w:val="24"/>
+        </w:rPr>
+        <w:br/>
+      </w:r>
+      <w:r>
+        <w:rPr>
+          <w:rFonts w:ascii="Times New Roman" w:eastAsia="Times New Roman" w:hAnsi="Times New Roman" w:cs="Times New Roman"/>
           <w:noProof/>
+          <w:sz w:val="24"/>
+          <w:szCs w:val="24"/>
         </w:rPr>
         <w:drawing>
-          <wp:inline distT="0" distB="0" distL="0" distR="0" wp14:anchorId="529E2617" wp14:editId="57FFE520">
-            <wp:extent cx="3723809" cy="5457143"/>
-            <wp:effectExtent l="0" t="0" r="0" b="0"/>
-            <wp:docPr id="29" name="Picture 29"/>
+          <wp:inline distT="0" distB="0" distL="0" distR="0" wp14:anchorId="3E4D4DAD" wp14:editId="6E5AC556">
+            <wp:extent cx="5943600" cy="1212215"/>
+            <wp:effectExtent l="0" t="0" r="0" b="6985"/>
+            <wp:docPr id="27" name="Picture 27"/>
             <wp:cNvGraphicFramePr>
               <a:graphicFrameLocks xmlns:a="http://schemas.openxmlformats.org/drawingml/2006/main" noChangeAspect="1"/>
             </wp:cNvGraphicFramePr>
@@ -4677,7 +4550,7 @@
                   <pic:spPr>
                     <a:xfrm>
                       <a:off x="0" y="0"/>
-                      <a:ext cx="3723809" cy="5457143"/>
+                      <a:ext cx="5943600" cy="1212215"/>
                     </a:xfrm>
                     <a:prstGeom prst="rect">
                       <a:avLst/>
@@ -4704,32 +4577,47 @@
       <w:pPr>
         <w:spacing w:before="100" w:beforeAutospacing="1" w:after="100" w:afterAutospacing="1" w:line="240" w:lineRule="auto"/>
         <w:rPr>
+          <w:rFonts w:ascii="Times New Roman" w:eastAsia="Times New Roman" w:hAnsi="Times New Roman" w:cs="Times New Roman"/>
+          <w:sz w:val="24"/>
+          <w:szCs w:val="24"/>
+        </w:rPr>
+      </w:pPr>
+      <w:r>
+        <w:rPr>
+          <w:rFonts w:ascii="Times New Roman" w:eastAsia="Times New Roman" w:hAnsi="Times New Roman" w:cs="Times New Roman"/>
+          <w:sz w:val="24"/>
+          <w:szCs w:val="24"/>
+        </w:rPr>
+        <w:t xml:space="preserve">It will ask for personal access token </w:t>
+      </w:r>
+      <w:r>
+        <w:rPr>
+          <w:rFonts w:ascii="Times New Roman" w:eastAsia="Times New Roman" w:hAnsi="Times New Roman" w:cs="Times New Roman"/>
+          <w:sz w:val="24"/>
+          <w:szCs w:val="24"/>
+        </w:rPr>
+        <w:br/>
+      </w:r>
+      <w:r>
+        <w:rPr>
+          <w:rFonts w:ascii="Times New Roman" w:eastAsia="Times New Roman" w:hAnsi="Times New Roman" w:cs="Times New Roman"/>
+          <w:sz w:val="24"/>
+          <w:szCs w:val="24"/>
+        </w:rPr>
+        <w:br/>
+      </w:r>
+      <w:r>
+        <w:rPr>
+          <w:rFonts w:ascii="Times New Roman" w:eastAsia="Times New Roman" w:hAnsi="Times New Roman" w:cs="Times New Roman"/>
           <w:noProof/>
-        </w:rPr>
-      </w:pPr>
-      <w:r>
-        <w:rPr>
-          <w:rFonts w:ascii="Times New Roman" w:eastAsia="Times New Roman" w:hAnsi="Times New Roman" w:cs="Times New Roman"/>
-          <w:sz w:val="24"/>
-          <w:szCs w:val="24"/>
-        </w:rPr>
-        <w:t>2.</w:t>
-      </w:r>
-      <w:r>
-        <w:rPr>
-          <w:noProof/>
-        </w:rPr>
-        <w:t xml:space="preserve"> </w:t>
-      </w:r>
-      <w:r>
-        <w:rPr>
-          <w:noProof/>
+          <w:sz w:val="24"/>
+          <w:szCs w:val="24"/>
         </w:rPr>
         <w:drawing>
-          <wp:inline distT="0" distB="0" distL="0" distR="0" wp14:anchorId="562E2053" wp14:editId="6890F19D">
-            <wp:extent cx="5943600" cy="4705350"/>
+          <wp:inline distT="0" distB="0" distL="0" distR="0" wp14:anchorId="0A7BC78C" wp14:editId="633591B9">
+            <wp:extent cx="5943600" cy="1889125"/>
             <wp:effectExtent l="0" t="0" r="0" b="0"/>
-            <wp:docPr id="30" name="Picture 30"/>
+            <wp:docPr id="28" name="Picture 28"/>
             <wp:cNvGraphicFramePr>
               <a:graphicFrameLocks xmlns:a="http://schemas.openxmlformats.org/drawingml/2006/main" noChangeAspect="1"/>
             </wp:cNvGraphicFramePr>
@@ -4749,7 +4637,7 @@
                   <pic:spPr>
                     <a:xfrm>
                       <a:off x="0" y="0"/>
-                      <a:ext cx="5943600" cy="4705350"/>
+                      <a:ext cx="5943600" cy="1889125"/>
                     </a:xfrm>
                     <a:prstGeom prst="rect">
                       <a:avLst/>
@@ -4766,39 +4654,124 @@
       <w:pPr>
         <w:spacing w:before="100" w:beforeAutospacing="1" w:after="100" w:afterAutospacing="1" w:line="240" w:lineRule="auto"/>
         <w:rPr>
+          <w:rFonts w:ascii="Times New Roman" w:eastAsia="Times New Roman" w:hAnsi="Times New Roman" w:cs="Times New Roman"/>
+          <w:sz w:val="24"/>
+          <w:szCs w:val="24"/>
+        </w:rPr>
+      </w:pPr>
+    </w:p>
+    <w:p>
+      <w:pPr>
+        <w:spacing w:before="100" w:beforeAutospacing="1" w:after="100" w:afterAutospacing="1" w:line="240" w:lineRule="auto"/>
+        <w:rPr>
+          <w:rFonts w:ascii="Times New Roman" w:eastAsia="Times New Roman" w:hAnsi="Times New Roman" w:cs="Times New Roman"/>
+          <w:sz w:val="24"/>
+          <w:szCs w:val="24"/>
+        </w:rPr>
+      </w:pPr>
+      <w:r>
+        <w:rPr>
+          <w:rFonts w:ascii="Times New Roman" w:eastAsia="Times New Roman" w:hAnsi="Times New Roman" w:cs="Times New Roman"/>
+          <w:sz w:val="24"/>
+          <w:szCs w:val="24"/>
+        </w:rPr>
+        <w:t xml:space="preserve">So </w:t>
+      </w:r>
+      <w:proofErr w:type="gramStart"/>
+      <w:r>
+        <w:rPr>
+          <w:rFonts w:ascii="Times New Roman" w:eastAsia="Times New Roman" w:hAnsi="Times New Roman" w:cs="Times New Roman"/>
+          <w:sz w:val="24"/>
+          <w:szCs w:val="24"/>
+        </w:rPr>
+        <w:t>Let’s</w:t>
+      </w:r>
+      <w:proofErr w:type="gramEnd"/>
+      <w:r>
+        <w:rPr>
+          <w:rFonts w:ascii="Times New Roman" w:eastAsia="Times New Roman" w:hAnsi="Times New Roman" w:cs="Times New Roman"/>
+          <w:sz w:val="24"/>
+          <w:szCs w:val="24"/>
+        </w:rPr>
+        <w:t xml:space="preserve"> generate the a</w:t>
+      </w:r>
+      <w:r>
+        <w:rPr>
+          <w:rFonts w:ascii="Times New Roman" w:eastAsia="Times New Roman" w:hAnsi="Times New Roman" w:cs="Times New Roman"/>
+          <w:sz w:val="24"/>
+          <w:szCs w:val="24"/>
+        </w:rPr>
+        <w:t>c</w:t>
+      </w:r>
+      <w:r>
+        <w:rPr>
+          <w:rFonts w:ascii="Times New Roman" w:eastAsia="Times New Roman" w:hAnsi="Times New Roman" w:cs="Times New Roman"/>
+          <w:sz w:val="24"/>
+          <w:szCs w:val="24"/>
+        </w:rPr>
+        <w:t xml:space="preserve">cess token from the </w:t>
+      </w:r>
+      <w:proofErr w:type="spellStart"/>
+      <w:r>
+        <w:rPr>
+          <w:rFonts w:ascii="Times New Roman" w:eastAsia="Times New Roman" w:hAnsi="Times New Roman" w:cs="Times New Roman"/>
+          <w:sz w:val="24"/>
+          <w:szCs w:val="24"/>
+        </w:rPr>
+        <w:t>github</w:t>
+      </w:r>
+      <w:proofErr w:type="spellEnd"/>
+      <w:r>
+        <w:rPr>
+          <w:rFonts w:ascii="Times New Roman" w:eastAsia="Times New Roman" w:hAnsi="Times New Roman" w:cs="Times New Roman"/>
+          <w:sz w:val="24"/>
+          <w:szCs w:val="24"/>
+        </w:rPr>
+        <w:t xml:space="preserve"> account</w:t>
+      </w:r>
+      <w:r>
+        <w:rPr>
+          <w:rFonts w:ascii="Times New Roman" w:eastAsia="Times New Roman" w:hAnsi="Times New Roman" w:cs="Times New Roman"/>
+          <w:sz w:val="24"/>
+          <w:szCs w:val="24"/>
+        </w:rPr>
+        <w:br/>
+      </w:r>
+      <w:r>
+        <w:rPr>
+          <w:rFonts w:ascii="Times New Roman" w:eastAsia="Times New Roman" w:hAnsi="Times New Roman" w:cs="Times New Roman"/>
+          <w:sz w:val="24"/>
+          <w:szCs w:val="24"/>
+        </w:rPr>
+        <w:br/>
+        <w:t>1. Click on the profile and click on the settings</w:t>
+      </w:r>
+      <w:r>
+        <w:rPr>
+          <w:rFonts w:ascii="Times New Roman" w:eastAsia="Times New Roman" w:hAnsi="Times New Roman" w:cs="Times New Roman"/>
+          <w:sz w:val="24"/>
+          <w:szCs w:val="24"/>
+        </w:rPr>
+        <w:br/>
+      </w:r>
+      <w:r>
+        <w:rPr>
+          <w:rFonts w:ascii="Times New Roman" w:eastAsia="Times New Roman" w:hAnsi="Times New Roman" w:cs="Times New Roman"/>
+          <w:sz w:val="24"/>
+          <w:szCs w:val="24"/>
+        </w:rPr>
+        <w:lastRenderedPageBreak/>
+        <w:br/>
+      </w:r>
+      <w:r>
+        <w:rPr>
           <w:noProof/>
         </w:rPr>
-      </w:pPr>
-    </w:p>
-    <w:p>
-      <w:pPr>
-        <w:spacing w:before="100" w:beforeAutospacing="1" w:after="100" w:afterAutospacing="1" w:line="240" w:lineRule="auto"/>
-        <w:rPr>
-          <w:noProof/>
-        </w:rPr>
-      </w:pPr>
-      <w:r>
-        <w:rPr>
-          <w:noProof/>
-        </w:rPr>
-        <w:lastRenderedPageBreak/>
-        <w:t>3.</w:t>
-      </w:r>
-      <w:r>
-        <w:rPr>
-          <w:noProof/>
-        </w:rPr>
-        <w:t xml:space="preserve"> </w:t>
-      </w:r>
-      <w:r>
-        <w:rPr>
-          <w:noProof/>
-        </w:rPr>
         <w:drawing>
-          <wp:inline distT="0" distB="0" distL="0" distR="0" wp14:anchorId="0A74BA1F" wp14:editId="50E8933F">
-            <wp:extent cx="5943600" cy="1956435"/>
-            <wp:effectExtent l="0" t="0" r="0" b="5715"/>
-            <wp:docPr id="31" name="Picture 31"/>
+          <wp:inline distT="0" distB="0" distL="0" distR="0" wp14:anchorId="529E2617" wp14:editId="57FFE520">
+            <wp:extent cx="3723809" cy="5457143"/>
+            <wp:effectExtent l="0" t="0" r="0" b="0"/>
+            <wp:docPr id="29" name="Picture 29"/>
             <wp:cNvGraphicFramePr>
               <a:graphicFrameLocks xmlns:a="http://schemas.openxmlformats.org/drawingml/2006/main" noChangeAspect="1"/>
             </wp:cNvGraphicFramePr>
@@ -4818,7 +4791,7 @@
                   <pic:spPr>
                     <a:xfrm>
                       <a:off x="0" y="0"/>
-                      <a:ext cx="5943600" cy="1956435"/>
+                      <a:ext cx="3723809" cy="5457143"/>
                     </a:xfrm>
                     <a:prstGeom prst="rect">
                       <a:avLst/>
@@ -4835,30 +4808,42 @@
       <w:pPr>
         <w:spacing w:before="100" w:beforeAutospacing="1" w:after="100" w:afterAutospacing="1" w:line="240" w:lineRule="auto"/>
         <w:rPr>
+          <w:rFonts w:ascii="Times New Roman" w:eastAsia="Times New Roman" w:hAnsi="Times New Roman" w:cs="Times New Roman"/>
+          <w:sz w:val="24"/>
+          <w:szCs w:val="24"/>
+        </w:rPr>
+      </w:pPr>
+    </w:p>
+    <w:p>
+      <w:pPr>
+        <w:spacing w:before="100" w:beforeAutospacing="1" w:after="100" w:afterAutospacing="1" w:line="240" w:lineRule="auto"/>
+        <w:rPr>
           <w:noProof/>
         </w:rPr>
       </w:pPr>
       <w:r>
         <w:rPr>
+          <w:rFonts w:ascii="Times New Roman" w:eastAsia="Times New Roman" w:hAnsi="Times New Roman" w:cs="Times New Roman"/>
+          <w:sz w:val="24"/>
+          <w:szCs w:val="24"/>
+        </w:rPr>
+        <w:t>2.</w:t>
+      </w:r>
+      <w:r>
+        <w:rPr>
           <w:noProof/>
         </w:rPr>
-        <w:t>4.</w:t>
+        <w:t xml:space="preserve"> </w:t>
       </w:r>
       <w:r>
         <w:rPr>
           <w:noProof/>
         </w:rPr>
-        <w:t xml:space="preserve"> </w:t>
-      </w:r>
-      <w:r>
-        <w:rPr>
-          <w:noProof/>
-        </w:rPr>
         <w:drawing>
-          <wp:inline distT="0" distB="0" distL="0" distR="0" wp14:anchorId="526E3811" wp14:editId="07ED7A25">
-            <wp:extent cx="5943600" cy="3055620"/>
+          <wp:inline distT="0" distB="0" distL="0" distR="0" wp14:anchorId="562E2053" wp14:editId="6890F19D">
+            <wp:extent cx="5943600" cy="4705350"/>
             <wp:effectExtent l="0" t="0" r="0" b="0"/>
-            <wp:docPr id="32" name="Picture 32"/>
+            <wp:docPr id="30" name="Picture 30"/>
             <wp:cNvGraphicFramePr>
               <a:graphicFrameLocks xmlns:a="http://schemas.openxmlformats.org/drawingml/2006/main" noChangeAspect="1"/>
             </wp:cNvGraphicFramePr>
@@ -4878,7 +4863,7 @@
                   <pic:spPr>
                     <a:xfrm>
                       <a:off x="0" y="0"/>
-                      <a:ext cx="5943600" cy="3055620"/>
+                      <a:ext cx="5943600" cy="4705350"/>
                     </a:xfrm>
                     <a:prstGeom prst="rect">
                       <a:avLst/>
@@ -4898,21 +4883,36 @@
           <w:noProof/>
         </w:rPr>
       </w:pPr>
-      <w:r>
+    </w:p>
+    <w:p>
+      <w:pPr>
+        <w:spacing w:before="100" w:beforeAutospacing="1" w:after="100" w:afterAutospacing="1" w:line="240" w:lineRule="auto"/>
         <w:rPr>
           <w:noProof/>
         </w:rPr>
-        <w:t>5. click on sign in</w:t>
-      </w:r>
+      </w:pPr>
       <w:r>
         <w:rPr>
           <w:noProof/>
         </w:rPr>
+        <w:lastRenderedPageBreak/>
+        <w:t>3.</w:t>
+      </w:r>
+      <w:r>
+        <w:rPr>
+          <w:noProof/>
+        </w:rPr>
+        <w:t xml:space="preserve"> </w:t>
+      </w:r>
+      <w:r>
+        <w:rPr>
+          <w:noProof/>
+        </w:rPr>
         <w:drawing>
-          <wp:inline distT="0" distB="0" distL="0" distR="0" wp14:anchorId="2D310EEC" wp14:editId="473F127B">
-            <wp:extent cx="5943600" cy="4065270"/>
-            <wp:effectExtent l="0" t="0" r="0" b="0"/>
-            <wp:docPr id="33" name="Picture 33"/>
+          <wp:inline distT="0" distB="0" distL="0" distR="0" wp14:anchorId="0A74BA1F" wp14:editId="50E8933F">
+            <wp:extent cx="5943600" cy="1956435"/>
+            <wp:effectExtent l="0" t="0" r="0" b="5715"/>
+            <wp:docPr id="31" name="Picture 31"/>
             <wp:cNvGraphicFramePr>
               <a:graphicFrameLocks xmlns:a="http://schemas.openxmlformats.org/drawingml/2006/main" noChangeAspect="1"/>
             </wp:cNvGraphicFramePr>
@@ -4932,7 +4932,7 @@
                   <pic:spPr>
                     <a:xfrm>
                       <a:off x="0" y="0"/>
-                      <a:ext cx="5943600" cy="4065270"/>
+                      <a:ext cx="5943600" cy="1956435"/>
                     </a:xfrm>
                     <a:prstGeom prst="rect">
                       <a:avLst/>
@@ -4952,49 +4952,27 @@
           <w:noProof/>
         </w:rPr>
       </w:pPr>
-    </w:p>
-    <w:p>
-      <w:pPr>
-        <w:spacing w:before="100" w:beforeAutospacing="1" w:after="100" w:afterAutospacing="1" w:line="240" w:lineRule="auto"/>
-      </w:pPr>
       <w:r>
         <w:rPr>
           <w:noProof/>
         </w:rPr>
-        <w:t>6.</w:t>
-      </w:r>
-      <w:r>
+        <w:t>4.</w:t>
+      </w:r>
+      <w:r>
+        <w:rPr>
+          <w:noProof/>
+        </w:rPr>
         <w:t xml:space="preserve"> </w:t>
       </w:r>
       <w:r>
-        <w:t xml:space="preserve">Files were sent to </w:t>
-      </w:r>
-      <w:proofErr w:type="spellStart"/>
-      <w:r>
-        <w:rPr>
-          <w:highlight w:val="green"/>
-        </w:rPr>
-        <w:t>GitHub</w:t>
-      </w:r>
-      <w:proofErr w:type="spellEnd"/>
-      <w:r>
-        <w:rPr>
-          <w:highlight w:val="green"/>
-        </w:rPr>
-        <w:t xml:space="preserve"> successfully</w:t>
-      </w:r>
-      <w:r>
-        <w:t xml:space="preserve"> check the below message saying counting object 100%.</w:t>
-      </w:r>
-      <w:r>
         <w:rPr>
           <w:noProof/>
         </w:rPr>
         <w:drawing>
-          <wp:inline distT="0" distB="0" distL="0" distR="0" wp14:anchorId="5E877070" wp14:editId="6ABBB392">
-            <wp:extent cx="5943600" cy="1947545"/>
+          <wp:inline distT="0" distB="0" distL="0" distR="0" wp14:anchorId="526E3811" wp14:editId="07ED7A25">
+            <wp:extent cx="5943600" cy="3055620"/>
             <wp:effectExtent l="0" t="0" r="0" b="0"/>
-            <wp:docPr id="34" name="Picture 34"/>
+            <wp:docPr id="32" name="Picture 32"/>
             <wp:cNvGraphicFramePr>
               <a:graphicFrameLocks xmlns:a="http://schemas.openxmlformats.org/drawingml/2006/main" noChangeAspect="1"/>
             </wp:cNvGraphicFramePr>
@@ -5014,6 +4992,142 @@
                   <pic:spPr>
                     <a:xfrm>
                       <a:off x="0" y="0"/>
+                      <a:ext cx="5943600" cy="3055620"/>
+                    </a:xfrm>
+                    <a:prstGeom prst="rect">
+                      <a:avLst/>
+                    </a:prstGeom>
+                  </pic:spPr>
+                </pic:pic>
+              </a:graphicData>
+            </a:graphic>
+          </wp:inline>
+        </w:drawing>
+      </w:r>
+    </w:p>
+    <w:p>
+      <w:pPr>
+        <w:spacing w:before="100" w:beforeAutospacing="1" w:after="100" w:afterAutospacing="1" w:line="240" w:lineRule="auto"/>
+        <w:rPr>
+          <w:noProof/>
+        </w:rPr>
+      </w:pPr>
+      <w:r>
+        <w:rPr>
+          <w:noProof/>
+        </w:rPr>
+        <w:t>5. click on sign in</w:t>
+      </w:r>
+      <w:r>
+        <w:rPr>
+          <w:noProof/>
+        </w:rPr>
+        <w:drawing>
+          <wp:inline distT="0" distB="0" distL="0" distR="0" wp14:anchorId="2D310EEC" wp14:editId="473F127B">
+            <wp:extent cx="5943600" cy="4065270"/>
+            <wp:effectExtent l="0" t="0" r="0" b="0"/>
+            <wp:docPr id="33" name="Picture 33"/>
+            <wp:cNvGraphicFramePr>
+              <a:graphicFrameLocks xmlns:a="http://schemas.openxmlformats.org/drawingml/2006/main" noChangeAspect="1"/>
+            </wp:cNvGraphicFramePr>
+            <a:graphic xmlns:a="http://schemas.openxmlformats.org/drawingml/2006/main">
+              <a:graphicData uri="http://schemas.openxmlformats.org/drawingml/2006/picture">
+                <pic:pic xmlns:pic="http://schemas.openxmlformats.org/drawingml/2006/picture">
+                  <pic:nvPicPr>
+                    <pic:cNvPr id="1" name=""/>
+                    <pic:cNvPicPr/>
+                  </pic:nvPicPr>
+                  <pic:blipFill>
+                    <a:blip r:embed="rId39"/>
+                    <a:stretch>
+                      <a:fillRect/>
+                    </a:stretch>
+                  </pic:blipFill>
+                  <pic:spPr>
+                    <a:xfrm>
+                      <a:off x="0" y="0"/>
+                      <a:ext cx="5943600" cy="4065270"/>
+                    </a:xfrm>
+                    <a:prstGeom prst="rect">
+                      <a:avLst/>
+                    </a:prstGeom>
+                  </pic:spPr>
+                </pic:pic>
+              </a:graphicData>
+            </a:graphic>
+          </wp:inline>
+        </w:drawing>
+      </w:r>
+    </w:p>
+    <w:p>
+      <w:pPr>
+        <w:spacing w:before="100" w:beforeAutospacing="1" w:after="100" w:afterAutospacing="1" w:line="240" w:lineRule="auto"/>
+        <w:rPr>
+          <w:noProof/>
+        </w:rPr>
+      </w:pPr>
+    </w:p>
+    <w:p>
+      <w:pPr>
+        <w:spacing w:before="100" w:beforeAutospacing="1" w:after="100" w:afterAutospacing="1" w:line="240" w:lineRule="auto"/>
+      </w:pPr>
+      <w:r>
+        <w:rPr>
+          <w:noProof/>
+        </w:rPr>
+        <w:t>6.</w:t>
+      </w:r>
+      <w:r>
+        <w:t xml:space="preserve"> </w:t>
+      </w:r>
+      <w:r>
+        <w:t xml:space="preserve">Files were sent to </w:t>
+      </w:r>
+      <w:proofErr w:type="spellStart"/>
+      <w:r>
+        <w:rPr>
+          <w:highlight w:val="green"/>
+        </w:rPr>
+        <w:t>GitHub</w:t>
+      </w:r>
+      <w:proofErr w:type="spellEnd"/>
+      <w:r>
+        <w:rPr>
+          <w:highlight w:val="green"/>
+        </w:rPr>
+        <w:t xml:space="preserve"> successfully</w:t>
+      </w:r>
+      <w:r>
+        <w:t xml:space="preserve"> check the below message saying counting object 100%.</w:t>
+      </w:r>
+      <w:r>
+        <w:rPr>
+          <w:noProof/>
+        </w:rPr>
+        <w:drawing>
+          <wp:inline distT="0" distB="0" distL="0" distR="0" wp14:anchorId="5E877070" wp14:editId="6ABBB392">
+            <wp:extent cx="5943600" cy="1947545"/>
+            <wp:effectExtent l="0" t="0" r="0" b="0"/>
+            <wp:docPr id="34" name="Picture 34"/>
+            <wp:cNvGraphicFramePr>
+              <a:graphicFrameLocks xmlns:a="http://schemas.openxmlformats.org/drawingml/2006/main" noChangeAspect="1"/>
+            </wp:cNvGraphicFramePr>
+            <a:graphic xmlns:a="http://schemas.openxmlformats.org/drawingml/2006/main">
+              <a:graphicData uri="http://schemas.openxmlformats.org/drawingml/2006/picture">
+                <pic:pic xmlns:pic="http://schemas.openxmlformats.org/drawingml/2006/picture">
+                  <pic:nvPicPr>
+                    <pic:cNvPr id="1" name=""/>
+                    <pic:cNvPicPr/>
+                  </pic:nvPicPr>
+                  <pic:blipFill>
+                    <a:blip r:embed="rId40"/>
+                    <a:stretch>
+                      <a:fillRect/>
+                    </a:stretch>
+                  </pic:blipFill>
+                  <pic:spPr>
+                    <a:xfrm>
+                      <a:off x="0" y="0"/>
                       <a:ext cx="5943600" cy="1947545"/>
                     </a:xfrm>
                     <a:prstGeom prst="rect">
@@ -5077,7 +5191,7 @@
                     <pic:cNvPicPr/>
                   </pic:nvPicPr>
                   <pic:blipFill>
-                    <a:blip r:embed="rId39"/>
+                    <a:blip r:embed="rId41"/>
                     <a:stretch>
                       <a:fillRect/>
                     </a:stretch>
@@ -5440,7 +5554,7 @@
                     <pic:cNvPicPr/>
                   </pic:nvPicPr>
                   <pic:blipFill>
-                    <a:blip r:embed="rId40"/>
+                    <a:blip r:embed="rId42"/>
                     <a:stretch>
                       <a:fillRect/>
                     </a:stretch>

--- a/2.GitHub_Notes/GItHub_Class_2.docx
+++ b/2.GitHub_Notes/GItHub_Class_2.docx
@@ -63,7 +63,10 @@
       </w:r>
       <w:proofErr w:type="gramEnd"/>
       <w:r>
-        <w:t xml:space="preserve">_b2 in </w:t>
+        <w:t>-b4</w:t>
+      </w:r>
+      <w:r>
+        <w:t xml:space="preserve"> in </w:t>
       </w:r>
       <w:proofErr w:type="spellStart"/>
       <w:r>
@@ -304,6 +307,7 @@
       <w:r>
         <w:rPr>
           <w:rFonts w:eastAsia="Times New Roman" w:cstheme="minorHAnsi"/>
+          <w:color w:val="4472C4" w:themeColor="accent5"/>
           <w:sz w:val="24"/>
           <w:szCs w:val="20"/>
         </w:rPr>
@@ -313,6 +317,7 @@
       <w:r>
         <w:rPr>
           <w:rFonts w:eastAsia="Times New Roman" w:cstheme="minorHAnsi"/>
+          <w:color w:val="4472C4" w:themeColor="accent5"/>
           <w:sz w:val="24"/>
           <w:szCs w:val="20"/>
         </w:rPr>
@@ -322,6 +327,7 @@
       <w:r>
         <w:rPr>
           <w:rFonts w:eastAsia="Times New Roman" w:cstheme="minorHAnsi"/>
+          <w:color w:val="4472C4" w:themeColor="accent5"/>
           <w:sz w:val="24"/>
           <w:szCs w:val="20"/>
         </w:rPr>
@@ -330,10 +336,19 @@
       <w:r>
         <w:rPr>
           <w:rFonts w:eastAsia="Times New Roman" w:cstheme="minorHAnsi"/>
+          <w:color w:val="4472C4" w:themeColor="accent5"/>
           <w:sz w:val="32"/>
           <w:szCs w:val="24"/>
         </w:rPr>
-        <w:t xml:space="preserve"> folder in your directory.</w:t>
+        <w:t xml:space="preserve"> </w:t>
+      </w:r>
+      <w:r>
+        <w:rPr>
+          <w:rFonts w:eastAsia="Times New Roman" w:cstheme="minorHAnsi"/>
+          <w:sz w:val="32"/>
+          <w:szCs w:val="24"/>
+        </w:rPr>
+        <w:t>folder in your directory.</w:t>
       </w:r>
     </w:p>
     <w:p>
@@ -428,6 +443,7 @@
           <w:rFonts w:eastAsia="Times New Roman" w:cstheme="minorHAnsi"/>
           <w:b/>
           <w:bCs/>
+          <w:color w:val="002060"/>
           <w:sz w:val="32"/>
           <w:szCs w:val="24"/>
         </w:rPr>
@@ -439,6 +455,7 @@
           <w:rFonts w:eastAsia="Times New Roman" w:cstheme="minorHAnsi"/>
           <w:b/>
           <w:bCs/>
+          <w:color w:val="002060"/>
           <w:sz w:val="32"/>
           <w:szCs w:val="24"/>
         </w:rPr>
@@ -450,6 +467,7 @@
           <w:rFonts w:eastAsia="Times New Roman" w:cstheme="minorHAnsi"/>
           <w:b/>
           <w:bCs/>
+          <w:color w:val="002060"/>
           <w:sz w:val="32"/>
           <w:szCs w:val="24"/>
         </w:rPr>
@@ -461,7 +479,43 @@
           <w:sz w:val="32"/>
           <w:szCs w:val="24"/>
         </w:rPr>
-        <w:t>, ready for staging, committing, and pushing.</w:t>
+        <w:t xml:space="preserve">, ready for </w:t>
+      </w:r>
+      <w:proofErr w:type="gramStart"/>
+      <w:r>
+        <w:rPr>
+          <w:rFonts w:eastAsia="Times New Roman" w:cstheme="minorHAnsi"/>
+          <w:color w:val="FF0000"/>
+          <w:sz w:val="32"/>
+          <w:szCs w:val="24"/>
+        </w:rPr>
+        <w:t>adding</w:t>
+      </w:r>
+      <w:r>
+        <w:rPr>
+          <w:rFonts w:eastAsia="Times New Roman" w:cstheme="minorHAnsi"/>
+          <w:sz w:val="32"/>
+          <w:szCs w:val="24"/>
+        </w:rPr>
+        <w:t xml:space="preserve"> ,</w:t>
+      </w:r>
+      <w:r>
+        <w:rPr>
+          <w:rFonts w:eastAsia="Times New Roman" w:cstheme="minorHAnsi"/>
+          <w:color w:val="00B050"/>
+          <w:sz w:val="32"/>
+          <w:szCs w:val="24"/>
+        </w:rPr>
+        <w:t>staging</w:t>
+      </w:r>
+      <w:proofErr w:type="gramEnd"/>
+      <w:r>
+        <w:rPr>
+          <w:rFonts w:eastAsia="Times New Roman" w:cstheme="minorHAnsi"/>
+          <w:sz w:val="32"/>
+          <w:szCs w:val="24"/>
+        </w:rPr>
+        <w:t>, committing, and pushing.</w:t>
       </w:r>
     </w:p>
     <w:p>
@@ -473,6 +527,8 @@
           <w:szCs w:val="24"/>
         </w:rPr>
       </w:pPr>
+      <w:bookmarkStart w:id="0" w:name="_GoBack"/>
+      <w:bookmarkEnd w:id="0"/>
     </w:p>
     <w:p/>
     <w:p>
@@ -484,18 +540,30 @@
       </w:r>
       <w:proofErr w:type="spellStart"/>
       <w:r>
+        <w:rPr>
+          <w:color w:val="538135" w:themeColor="accent6" w:themeShade="BF"/>
+        </w:rPr>
         <w:t>git</w:t>
       </w:r>
       <w:proofErr w:type="spellEnd"/>
       <w:r>
+        <w:rPr>
+          <w:color w:val="538135" w:themeColor="accent6" w:themeShade="BF"/>
+        </w:rPr>
         <w:t xml:space="preserve"> </w:t>
       </w:r>
       <w:proofErr w:type="spellStart"/>
       <w:r>
+        <w:rPr>
+          <w:color w:val="538135" w:themeColor="accent6" w:themeShade="BF"/>
+        </w:rPr>
         <w:t>init</w:t>
       </w:r>
       <w:proofErr w:type="spellEnd"/>
       <w:r>
+        <w:rPr>
+          <w:color w:val="538135" w:themeColor="accent6" w:themeShade="BF"/>
+        </w:rPr>
         <w:t xml:space="preserve"> </w:t>
       </w:r>
       <w:proofErr w:type="gramStart"/>
@@ -3706,7 +3774,6 @@
           <w:noProof/>
         </w:rPr>
       </w:pPr>
-      <w:bookmarkStart w:id="0" w:name="_GoBack"/>
       <w:r>
         <w:rPr>
           <w:noProof/>
@@ -3748,7 +3815,6 @@
           </wp:inline>
         </w:drawing>
       </w:r>
-      <w:bookmarkEnd w:id="0"/>
     </w:p>
     <w:p>
       <w:pPr>
